--- a/membrete-referencia/recibo-renta-template.docx
+++ b/membrete-referencia/recibo-renta-template.docx
@@ -79,7 +79,7 @@
     </w:p>
     <w:p>
       <w:pPr>
-        <w:spacing w:before="110" w:after="40" w:line="240" w:lineRule="auto"/>
+        <w:spacing w:before="1300" w:after="60" w:line="240" w:lineRule="auto"/>
         <w:jc w:val="center"/>
       </w:pPr>
       <w:r>
@@ -96,7 +96,7 @@
     </w:p>
     <w:p>
       <w:pPr>
-        <w:spacing w:before="0" w:after="220" w:line="240" w:lineRule="auto"/>
+        <w:spacing w:before="0" w:after="260" w:line="240" w:lineRule="auto"/>
         <w:jc w:val="center"/>
       </w:pPr>
       <w:r>
@@ -426,7 +426,7 @@
     </w:tbl>
     <w:p>
       <w:pPr>
-        <w:spacing w:before="240" w:after="70" w:line="240" w:lineRule="auto"/>
+        <w:spacing w:before="260" w:after="90" w:line="240" w:lineRule="auto"/>
         <w:pBdr>
           <w:bottom w:val="single" w:sz="12" w:space="2" w:color="1E7A8A"/>
         </w:pBdr>
@@ -1068,7 +1068,7 @@
     </w:tbl>
     <w:p>
       <w:pPr>
-        <w:spacing w:before="220" w:after="0" w:line="240" w:lineRule="auto"/>
+        <w:spacing w:before="260" w:after="0" w:line="240" w:lineRule="auto"/>
         <w:shd w:val="clear" w:color="auto" w:fill="FFFBEA"/>
         <w:ind w:left="180"/>
         <w:pBdr>
